--- a/HW2/Homework 2.docx
+++ b/HW2/Homework 2.docx
@@ -252,6 +252,9 @@
         <w:lastRenderedPageBreak/>
         <w:t>Number 5:</w:t>
       </w:r>
+      <w:r>
+        <w:t xml:space="preserve"> All widths are 100</w:t>
+      </w:r>
     </w:p>
     <w:p>
       <w:pPr>
@@ -488,7 +491,7 @@
         <w:jc w:val="center"/>
       </w:pPr>
       <w:r>
-        <w:t>Signal A</w:t>
+        <w:t>Signal A: A=0.99, B=0.01</w:t>
       </w:r>
     </w:p>
     <w:p>
@@ -541,7 +544,7 @@
         <w:jc w:val="center"/>
       </w:pPr>
       <w:r>
-        <w:t>Signal B</w:t>
+        <w:t>Signal B: A=0.99, B=0.01</w:t>
       </w:r>
     </w:p>
     <w:p>
@@ -625,7 +628,7 @@
       </w:pPr>
       <w:r>
         <w:lastRenderedPageBreak/>
-        <w:t>Signal C</w:t>
+        <w:t>Signal C: A=0.6, B=0.4</w:t>
       </w:r>
     </w:p>
     <w:p>
@@ -678,7 +681,7 @@
         <w:jc w:val="center"/>
       </w:pPr>
       <w:r>
-        <w:t>Signal D</w:t>
+        <w:t>Signal D: A=0.9, B=0.1</w:t>
       </w:r>
     </w:p>
     <w:p>
@@ -735,6 +738,30 @@
       <w:r>
         <w:lastRenderedPageBreak/>
         <w:t>Number 7:</w:t>
+      </w:r>
+      <w:r>
+        <w:t xml:space="preserve"> </w:t>
+      </w:r>
+      <w:r>
+        <w:t>Low pass (Windowed-sinc</w:t>
+      </w:r>
+      <w:r>
+        <w:t xml:space="preserve"> FIR</w:t>
+      </w:r>
+      <w:r>
+        <w:t>)</w:t>
+      </w:r>
+      <w:r>
+        <w:t>, Sampling rate: 10000 Hz, Cutoff Freq</w:t>
+      </w:r>
+      <w:r>
+        <w:t xml:space="preserve">: 100 Hz, Transition Bandwidth: 400 Hz, </w:t>
+      </w:r>
+      <w:r>
+        <w:t>Blackman</w:t>
+      </w:r>
+      <w:r>
+        <w:t xml:space="preserve"> Window Type</w:t>
       </w:r>
     </w:p>
     <w:p>
